--- a/deliverables/Persian_SEO_Publication_Queue/EC-013-کنترلر-فانوک/EC-013-متن-و-بریف-مقاله.docx
+++ b/deliverables/Persian_SEO_Publication_Queue/EC-013-کنترلر-فانوک/EC-013-متن-و-بریف-مقاله.docx
@@ -217,7 +217,7 @@
           <w:szCs w:val="23"/>
           <w:rtl/>
         </w:rPr>
-        <w:t xml:space="preserve">alt: پنل کنترلر CNC صنعتی روی بدنه دستگاه فرز</w:t>
+        <w:t xml:space="preserve">alt: دستگاه فرز CNC عمودی با پنل کنترلر در کارگاه</w:t>
       </w:r>
     </w:p>
     <w:p>
